--- a/client/public/Resume.docx
+++ b/client/public/Resume.docx
@@ -56,6 +56,29 @@
             <w:u w:val="single"/>
           </w:rPr>
           <w:t>LinkedIn</w:t>
+        </w:r>
+      </w:hyperlink>
+      <w:r>
+        <w:t xml:space="preserve"> | </w:t>
+      </w:r>
+      <w:hyperlink r:id="rId7" w:history="1">
+        <w:r>
+          <w:rPr>
+            <w:rStyle w:val="Hyperlink"/>
+          </w:rPr>
+          <w:t>Portf</w:t>
+        </w:r>
+        <w:r>
+          <w:rPr>
+            <w:rStyle w:val="Hyperlink"/>
+          </w:rPr>
+          <w:t>o</w:t>
+        </w:r>
+        <w:r>
+          <w:rPr>
+            <w:rStyle w:val="Hyperlink"/>
+          </w:rPr>
+          <w:t>lio</w:t>
         </w:r>
       </w:hyperlink>
     </w:p>
@@ -1943,6 +1966,30 @@
       <w:szCs w:val="20"/>
     </w:rPr>
   </w:style>
+  <w:style w:type="character" w:styleId="UnresolvedMention">
+    <w:name w:val="Unresolved Mention"/>
+    <w:basedOn w:val="DefaultParagraphFont"/>
+    <w:uiPriority w:val="99"/>
+    <w:semiHidden/>
+    <w:unhideWhenUsed/>
+    <w:rsid w:val="00494365"/>
+    <w:rPr>
+      <w:color w:val="605E5C"/>
+      <w:shd w:val="clear" w:color="auto" w:fill="E1DFDD"/>
+    </w:rPr>
+  </w:style>
+  <w:style w:type="character" w:styleId="FollowedHyperlink">
+    <w:name w:val="FollowedHyperlink"/>
+    <w:basedOn w:val="DefaultParagraphFont"/>
+    <w:uiPriority w:val="99"/>
+    <w:semiHidden/>
+    <w:unhideWhenUsed/>
+    <w:rsid w:val="00494365"/>
+    <w:rPr>
+      <w:color w:val="96607D" w:themeColor="followedHyperlink"/>
+      <w:u w:val="single"/>
+    </w:rPr>
+  </w:style>
 </w:styles>
 </file>
 
